--- a/human/tasks/I-01/summary.docx
+++ b/human/tasks/I-01/summary.docx
@@ -138,7 +138,7 @@
     </w:p>
     <w:p>
       <w:r>
-        <w:t>根任务目录只留TASK和inputs/execution/evidence/outputs/archive。工具执行写本包证据，源码仍是共享唯一模块；历史与冻结输入不改，最终根目录双层迁移统一更新引用。</w:t>
+        <w:t>根任务目录只留TASK和inputs/execution/evidence/outputs/archive。工具执行写本包证据，源码仍是共享唯一模块；历史与冻结输入不改，根目录19/19项已迁入human/agent，当前读取和运行入口已验证，业务签收不变。</w:t>
       </w:r>
     </w:p>
     <w:p>
@@ -202,7 +202,12 @@
     </w:p>
     <w:p>
       <w:r>
-        <w:t>规范化34/71、剩余37、下一Q-01。当前交接可用于领取和装配；真实工程关闭仍受原AC、外部门与证据约束。整体任务与根目录迁移继续。</w:t>
+        <w:t>规范化71/71包、根目录迁移19/19项完成；每包Word由Agent源生成。</w:t>
+      </w:r>
+    </w:p>
+    <w:p>
+      <w:r>
+        <w:t>业务状态WAIT_DEP_EXTERNAL，原签收与未交付项不变；后续按注册表和实际依赖推进。</w:t>
       </w:r>
     </w:p>
     <w:p>
